--- a/CASE-BRIEF.docx
+++ b/CASE-BRIEF.docx
@@ -106,7 +106,7 @@
         <w:pStyle w:val="BodyText"/>
       </w:pPr>
       <w:r>
-        <w:t xml:space="preserve">During the last quarterly spend review, Finance flagged that we spend more than $2.3M a year on project-management and collaboration software alone. Different departments bought their own tools over the years, on their own contracts, with no central owner. We now run four paid platforms that do broadly the same job, plus Microsoft Planner which comes free with our Microsoft 365 licence.</w:t>
+        <w:t xml:space="preserve">During the last quarterly spend review, Finance flagged that we spend more than €2.3M a year on project-management and collaboration software alone. Different departments bought their own tools over the years, on their own contracts, with no central owner. We now run four paid platforms that do broadly the same job, plus Microsoft Planner which comes free with our Microsoft 365 licence.</w:t>
       </w:r>
     </w:p>
     <w:bookmarkEnd w:id="20"/>
@@ -251,7 +251,7 @@
               <w:jc w:val="left"/>
             </w:pPr>
             <w:r>
-              <w:t xml:space="preserve">$1,050,000</w:t>
+              <w:t xml:space="preserve">€1,050,000</w:t>
             </w:r>
           </w:p>
         </w:tc>
@@ -313,7 +313,7 @@
               <w:jc w:val="left"/>
             </w:pPr>
             <w:r>
-              <w:t xml:space="preserve">$780,000</w:t>
+              <w:t xml:space="preserve">€780,000</w:t>
             </w:r>
           </w:p>
         </w:tc>
@@ -375,7 +375,7 @@
               <w:jc w:val="left"/>
             </w:pPr>
             <w:r>
-              <w:t xml:space="preserve">$420,000</w:t>
+              <w:t xml:space="preserve">€420,000</w:t>
             </w:r>
           </w:p>
         </w:tc>
@@ -437,7 +437,7 @@
               <w:jc w:val="left"/>
             </w:pPr>
             <w:r>
-              <w:t xml:space="preserve">$120,000</w:t>
+              <w:t xml:space="preserve">€120,000</w:t>
             </w:r>
           </w:p>
         </w:tc>
@@ -499,7 +499,7 @@
               <w:jc w:val="left"/>
             </w:pPr>
             <w:r>
-              <w:t xml:space="preserve">$0 incremental</w:t>
+              <w:t xml:space="preserve">€0 incremental</w:t>
             </w:r>
           </w:p>
         </w:tc>
@@ -561,7 +561,7 @@
                 <w:bCs/>
                 <w:b/>
               </w:rPr>
-              <w:t xml:space="preserve">$2,370,000</w:t>
+              <w:t xml:space="preserve">€2,370,000</w:t>
             </w:r>
           </w:p>
         </w:tc>
